--- a/example_articles/states/Alabama/3.states_Alabama_New_York_Times.docx
+++ b/example_articles/states/Alabama/3.states_Alabama_New_York_Times.docx
@@ -27,17 +27,17 @@
     </w:p>
     <w:p>
       <w:r>
-        <w:t>Source File: NYT/43.DOCX</w:t>
+        <w:t>Source file: NYT/43.DOCX</w:t>
       </w:r>
     </w:p>
     <w:p>
       <w:r>
-        <w:t>Raw locations result: ['Alabama', 'Northwest (U.S. region unspecified state)', 'Australia']</w:t>
+        <w:t>Raw locations result, 'locations': ['Alabama', 'Northwest (U.S. region unspecified state)', 'Australia']</w:t>
       </w:r>
     </w:p>
     <w:p>
       <w:r>
-        <w:t>states_stand_flat (Standardized): Alabama</w:t>
+        <w:t>Standardized locations result, 'states_stand_flat': Alabama</w:t>
       </w:r>
     </w:p>
     <w:p>

--- a/example_articles/states/Alabama/3.states_Alabama_New_York_Times.docx
+++ b/example_articles/states/Alabama/3.states_Alabama_New_York_Times.docx
@@ -7,7 +7,7 @@
         <w:pStyle w:val="Heading1"/>
       </w:pPr>
       <w:r>
-        <w:t>Overcoming Repeatedly</w:t>
+        <w:t>The Thinker</w:t>
       </w:r>
     </w:p>
     <w:p>
@@ -17,22 +17,22 @@
     </w:p>
     <w:p>
       <w:r>
-        <w:t>Date: 2001-07-29</w:t>
+        <w:t>Date: 2008-09-21</w:t>
       </w:r>
     </w:p>
     <w:p>
       <w:r>
-        <w:t>Section: Section 7; Column 1; Book Review Desk; Pg. 15</w:t>
+        <w:t>Section: Section MM; Column 0; Magazine Desk; Pg. 54; THE COLLEGE ISSUE</w:t>
       </w:r>
     </w:p>
     <w:p>
       <w:r>
-        <w:t>Source file: NYT/43.DOCX</w:t>
+        <w:t>Source file: NYT/42.DOCX</w:t>
       </w:r>
     </w:p>
     <w:p>
       <w:r>
-        <w:t>Raw locations result, 'locations': ['Alabama', 'Northwest (U.S. region unspecified state)', 'Australia']</w:t>
+        <w:t>Raw locations result, 'locations': ['Alabama']</w:t>
       </w:r>
     </w:p>
     <w:p>
@@ -49,38 +49,80 @@
     </w:p>
     <w:p>
       <w:r>
-        <w:t>BETTER DAY COMING</w:t>
+        <w:t>With its roots in agricultural education and its remote location in rural Alabama, Auburn University has long been an easy target for ridicule from its archrival, the University of Alabama, whose students refer to Auburn as ''the barn'' -- or as Alabama's legendary head football coach, Bear Bryant, once put it, to the enduring delight of his fans, ''that cow college on the other side of the state.''</w:t>
         <w:br/>
-        <w:t>Blacks and Equality, 1890-2000.</w:t>
+        <w:t xml:space="preserve">  Auburn is a land-grant university: it became one in 1872 under a federal program geared toward helping the working class obtain practical college educations. That mission continues largely to this day. A public university with an annual tuition of less than $6,000 for Alabama residents, it accepts roughly 70 percent of those who apply. Among its 20,000 undergraduates, business and engineering are the most popular majors. When students choose liberal-arts majors, they tend to be the more practical ones -- communications, criminology, psychology, prelaw.</w:t>
         <w:br/>
-        <w:t>By Adam Fairclough.</w:t>
+        <w:t xml:space="preserve">  So it came as something of a surprise when, in the late '90s, Auburn's college of liberal arts undertook an internal ranking of its dozen academic departments and philosophy came out on top. The administration figured that there must have been a problem with the criteria it used, and a new formula was drawn up. Once again, philosophy came in first. This time, the administration decided to give up on the rankings altogether. ''As I often put it to the dean, you've got a philosophy department that you have no right to have,'' Kelly Jolley, the chairman of the department, told me recently. ''It's just way, way out of step with what you would expect to find at a place like Auburn.''</w:t>
         <w:br/>
-        <w:t>Illustrated. 384 pp. New York:</w:t>
+        <w:t xml:space="preserve">  Jolley is almost single-handedly responsible for this state of affairs. When he first arrived at Auburn as a young professor 17 years ago, there were just a handful of philosophy majors, and there wasn't much interest inside the department or the administration in adding more. Today, however, there are about 50 philosophy majors at Auburn. If recent history is any guide, a handful of them will even pursue Ph.D.'s in philosophy at highly competitive graduate schools and go on to become professional philosophers. ''I don't know of a comparable department at a comparable school,'' James Conant, a philosophy professor at the University of Chicago, where two of Jolley's former students are now studying, told me. </w:t>
         <w:br/>
-        <w:t>Viking. $26.95.</w:t>
+        <w:t xml:space="preserve">  This summer I spent several days with Jolley, attending his classes and talking, often for hours at a time, about philosophy and his approach to teaching. At 42, he is a bear of a man with a prematurely white beard and blue eyes. He walks with an unsteady gait, the product of a pair of bad knees from his days as a high-school football lineman. You might imagine philosophers as inaccessible and withdrawn, endlessly absorbed in esoteric thoughts. Jolley couldn't be further from this stereotype. He's cheerful and engaged, an enthusiast about everything from college football, which he follows rabidly, even by Southern standards, to pit bulls (he owns two, Ahab and Sadie).</w:t>
         <w:br/>
-        <w:t xml:space="preserve"> THE story of the black freedom struggle in the United States is a vast one, a tableau of micro-universes that beggar simultaneous narration. Scholars have understandably tended to focus on patches of the canvas -- a life, an organization, a place or an event that illuminates the American conundrum of race. "Better Day Coming" is a novelty, a single volume that succinctly encompasses the history of black emancipation from 1890 to the present. This has fallen into three basic categories: accommodation, separatism and confrontation. But from them emerges a striking, Sisyphean pattern: whenever black Americans have been poised at the dawn of a new day, darkness rushes back in.</w:t>
+        <w:t xml:space="preserve">  This is not to say that Jolley isn't, above all, a philosopher. It's just that he sees philosophy less as a profession than as a way of looking at, of being in, the world. ''I am convinced that philosophy is not just about theory,'' he told me. ''It's about a life well lived and thoughts truly thought.''</w:t>
         <w:br/>
-        <w:t xml:space="preserve">Adam Fairclough, whose admirable book on the Southern Christian Leadership Conference is a fixture of the civil rights bibliography, teaches American history at the University of East Anglia in England. His new book begins with the failure of Reconstruction. The Republican Party abandoned the South to the native "Redeemers," and the rule of white supremacy was restored with the blessings of the Supreme Court, in its Plessy v. Ferguson decision of 1896. Lynching was the most brazen expression of segregation's sham legal system. And so Fairclough dates the "starting point of the modern civil rights struggle" from the anti-lynching crusade of Ida B. Wells, the black Memphis teacher turned journalist who was forced to move north after challenging the core rationale for vigilante justice. The rape of white women by black men, she editorialized, was largely a myth. </w:t>
+        <w:t xml:space="preserve">  In May, when I visited Jolley, the Auburn campus had just cleared out for the summer, but he was teaching a summer class, Introduction to Logic. He was also running two unofficial, noncredited study groups, one on an early Greek theologian named Gregory of Nyssa and another on the 20th-century philosopher Bertrand Russell, which met in the philosophy department's cramped, poorly air-conditioned lounge, known as the Lyceum, after Aristotle's original school of philosophy in Athens.</w:t>
         <w:br/>
-        <w:t>Wells's brief militant epoch gave way to the accommodationism of Booker T. Washington, who built a white-approved power base at Alabama's Tuskegee Institute on the premise that blacks should pursue excellence within the confines of second-class citizenship. Fairclough offers a revisionist view of Washington as a pragmatist rather than as an Uncle Tom, and there is no question that incremental uplift was a sound goal for his poor Deep South constituents, indoctrinated in the culture of slavery. But that argument cannot overwhelm Washington's spiteful record of undermining full-equality radicals like W. E. B. Du Bois.</w:t>
+        <w:t xml:space="preserve">  Jolley has been running discussion groups like these since he first came to Auburn. They are emblematic of his approach to teaching, which, if it's working properly, quickly migrates out of the classroom and into more informal settings, whether it's the Lyceum, a coffee shop or the rambling grounds of a Civil War-era mansion where he likes to go for walks with students. </w:t>
         <w:br/>
-        <w:t>The problem of the uneducated majority -- how (or whether) to engage them in a quest for equality defined by "talented tenth" elitists like Du Bois -- has always been the central tension in black liberation strategy. Marcus Garvey's short-lived black nationalist movement of the 1920's was the first mass coalescence of working-class blacks, threatening enough to embark J. Edgar Hoover on a vendetta against its Jamaican-born chief. But Hoover had unlikely accomplices among mainline black leaders, whose "Garvey Must Go" campaign was as critical of his followers ("universally ignorant Negro savages") as of his pie-in-the-sky back-to-Africa separatism or his flirtation with the Ku Klux Klan.</w:t>
+        <w:t xml:space="preserve">  Being a philosopher requires you to engage in the practice of relentless inquiry about everything, so it's not surprising that Jolley has spent untold hours puzzling over how to best teach the discipline itself. What he has decided is that philosophy can't be taught -- or learned -- like other academic subjects. To begin with, it takes longer. ''Plato said that you become a philosopher by spending 'much time' in sympathy with other philosophers,'' he told me. ''Much time. I take that very seriously.'' We were sitting in his office, which was dark with academic books and journals; a large paperweight reading ''Think'' sat amid the clutter on his desk. ''Plato,'' he went on, ''talked about it as a process of 'sparking forth,' that as you spend more time with other philosophers, you eventually catch the flame. That's how I think about teaching philosophy.''</w:t>
         <w:br/>
-        <w:t xml:space="preserve">In the 1930's, while the N.A.A.C.P.'s court offensives reflected the aspirations of the black middle class, the black masses became the project of the American Communist Party. It rather presciently articulated "Negro liberation" as its Southern agenda and made an international cause celebre of the black Scottsboro Boys convicted by an Alabama jury for rapes (against two white women) that they had not committed. (The agitation successfully stopped their executions.) The party supplied much of the brains and elbow grease for such lay civil rights organizations as the National Negro Congress as well as for the biracial vanguard of the labor movement, the Congress of Industrial Organizations. But the Communists were a mixed blessing, inciting sectarianism from within as well as Redbaiting from without. </w:t>
+        <w:t xml:space="preserve">  Jolley says he thinks of his relationships with his students less as teacher-student than as master-apprentice. His goal, as he sees it, isn't to teach students about philosophy; it is to show them what it means to think philosophically, to actually be a philosopher. When the approach works, the effect can be significant. Several years ago, a student named Zack Loveless wandered into one of Jolley's classes and very nearly dropped it after the first day. ''I was expecting a survey course, and in walks this big scary guy, using words I'd never heard before, talking about Hume as background for Kant, telling us how hard the class was going to be,'' Loveless told me. </w:t>
         <w:br/>
-        <w:t>On the non-Communist left, A. Philip Randolph, the socialist intellectual at the helm of the Brotherhood of Sleeping Car Porters, mounted a March on Washington movement in the early 1940's that finally yoked the mass spirit of the Garvey phenomenon to a legitimate agenda: wiping out discrimination in war industries. In exchange for Randolph's canceling the march, Roosevelt created the Fair Employment Practices Committee, the first major federal civil rights concession since Reconstruction. It was swiftly neutered by a vicious Southern backlash.</w:t>
+        <w:t xml:space="preserve">  Loveless, who grew up in a working-class home in a small town in Alabama, stuck with the course and soon switched his major from psychology to philosophy. He took at least one class with Jolley for each of his remaining semesters at Auburn and did several independent projects with him and is now getting a Ph.D. in philosophy at the University of Chicago. He describes Jolley as more of a collaborator than a professor; rather than answer his questions, Loveless said, Jolley tried to work through philosophical problems with him.</w:t>
         <w:br/>
-        <w:t xml:space="preserve">The Montgomery bus boycott of 1955-56 was the movement's "psychological turning point"; the "legal turning point" was the N.A.A.C.P.'s peak achievement, the 1954 Supreme Court decision outlawing segregation in public schools. The ensuing decade -- spanning the 1960 sit-ins, the 1961 Freedom Rides, Birmingham's demonstrations of 1963 that were met with fire hoses and police dogs, the 1965 Selma-to-Montgomery march for voting rights -- ought to have provided the book a protracted and triumphant climax, as the walls of American apartheid came tumbling down. </w:t>
+        <w:t xml:space="preserve">  Jolley is always on the lookout for students with a philosophical bent, and has urged his colleagues to recruit aggressively as well. While I was at Auburn, he introduced me to one of the department's current top prospects for graduate school, a rising senior named Benjamin Pierce. Jolley told me that Pierce's gift for reasoning was first identified a couple of years ago in an entry-level logic class. ''If A is greater than B, and B is greater than C, then A is greater than C,'' the professor said, introducing the so-called transitive relation.</w:t>
         <w:br/>
-        <w:t xml:space="preserve">Mordecai Johnson, the president of Howard University, predicted after World War II that rather than being democratized by the North, the South would export its "diseased suggestions" to the rest of the country. In the late 1960's, the civil rights movement was flummoxed by the insidious, clandestine racism of the North. King's 1966 marches on all-white neighborhoods in Chicago to protest discriminatory housing proved fruitless. The dream of integration ended with the national resistance to court-ordered busing to achieve school desegregation. </w:t>
+        <w:t xml:space="preserve">  ''Not in rock, paper, scissors,'' Pierce volunteered.</w:t>
         <w:br/>
-        <w:t>The movement's basic consensus on goals, symbolized by the epic leadership of King, balkanized after the Watts riot in 1966 into experiments that bonded self-actualization with rage. Black Power, King said, was "a psychological call to manhood." Thirty years later, there were more black men in prison than in college.</w:t>
+        <w:t xml:space="preserve">  Pierce is now majoring in philosophy. ''We have high hopes for him,'' Jolley told me with the pride of a football coach talking up a strong tackler with great open-field speed. ''I would bet that he ends up in a Top 10 graduate program.''</w:t>
         <w:br/>
-        <w:t xml:space="preserve">"Better Day Coming" is a smart, tidy survey of a lot of ground, so balanced that when Fairclough takes sides on a historical debate -- for example, whether King's organization deliberately provoked violence from the segregationists of Birmingham -- his conclusion is generally (and not inappropriately) tentative. The all-bases-covering cataloging of people, places and events may not provide enough narrative traction for the casual tourist, and veteran movement watchers may long for a bit more analytic verve. But Fairclough has produced a reliable map of a challenging field and a sobering measure of how few have been the better days and how long the years in between. </w:t>
+        <w:t xml:space="preserve">  Jolley grew up in Gallipolis, Ohio, a small town in the Appalachian Mountains. He first felt the tug of the philosophical life during his freshman year in high school, when a teacher gave him a copy of Plato's dialogues. An intellectually unfocused but precocious student, Jolley instantly took to the challenge of wrestling with such a difficult text. ''Until then, I'd been clever enough to do whatever I wanted to do, to read with one eye,'' he told me. ''Then all of a sudden I ran into philosophy, and it was like running into a brick wall.''</w:t>
+        <w:br/>
+        <w:t xml:space="preserve">  But it was the substance of Plato's meditations -- the radical nature of the philosopher's quest for self-knowledge -- that really grabbed hold of Jolley. This was partly a function of his religious upbringing. His parents attended a Church of Christ three times a week. Listening to all those sermons about heaven and hell turned Jolley inward, made him wonder about what kind of person he was. But the church, he felt, hadn't given him the tools he needed to grapple with that question. Philosophy did. ''I've never been able to shake the feeling that the old Delphic instruction, know thyself, applied to me,'' he said.</w:t>
+        <w:br/>
+        <w:t xml:space="preserve">  At the end of Jolley's junior year in high school, the College of Wooster offered him a four-year academic scholarship. He skipped his senior year and went straight to college, declaring his intention to major in philosophy on the first day of class. Jolley went on to get his Ph.D. at the University of Rochester and was still finishing his dissertation on Plotinus, the founder of neo-Platonism, when he and his wife packed up their apartment and drove to Auburn in the summer of 1991 with their 15-month-old son.</w:t>
+        <w:br/>
+        <w:t xml:space="preserve">  Jolley's early efforts to change the culture of the philosophy department at Auburn met with quite a bit of resistance from the university's administration. Among other things, they rejected his requests for money for more upper-level philosophy classes. Determined to build up Auburn's philosophy major, Jolley simply taught the courses himself, free of charge.</w:t>
+        <w:br/>
+        <w:t xml:space="preserve">  Many of Jolley's colleagues were similarly skeptical of what he was trying to do. Several of them urged him to ''tone it down,'' he recalls, when they noticed the intimidating syllabus for his first class, the history of ancient philosophy, taped to the door of his office. They advised Jolley against wasting his time trying to start a philosophy club at Auburn -- the club now has about 30 members -- and called his approach to teaching ''aristocratic.'' In particular, they objected to the fact that he was grading students not on how well they learned philosophical terminology and definitions but on their ability to think philosophically.</w:t>
+        <w:br/>
+        <w:t xml:space="preserve">  Jolley gradually built allies within the department while at the same time looking to bring in like-minded professors. He didn't expect Auburn to be able to land top candidates, but he was convinced that a lot of talented young philosophers were slipping through the cracks, often because they had the misfortune of specializing in an especially popular area, or because they had been stigmatized for taking too long to finish their degrees. (Jolley's latest hire, Arata Hamawaki, spent 18 years finishing his Ph.D. at Harvard.) Auburn's philosophy department is now dominated by graduates of some of the nation's top philosophy programs.</w:t>
+        <w:br/>
+        <w:t xml:space="preserve">  By any measure, Jolley has accomplished a great deal. But in the service of what, exactly? During my stay at Auburn -- and in our e-mail exchanges afterward -- Jolley and I returned again and again to that very question. Why does philosophy matter?</w:t>
+        <w:br/>
+        <w:t xml:space="preserve">  Jolley could never seem to come up with a clear, settled explanation, and since clarity is a philosophical virtue, on one level this obviously bothered him. Yet his failure to give a simple answer was, in a way, the best answer he could have given. Philosophy is so much a part of how Jolley thinks, talks and writes that his attempts at an answer were themselves invariably philosophical, which is to say, aimed as much at exploring the assumptions behind the question as at answering it. ''One reason it can seem so hard to see how philosophy relates to life is that we have often already decided that philosophy is thinking, not living,'' he once wrote me. Explaining why philosophy matters, in other words, requires doing philosophy -- the very thing the questioner wants explained.</w:t>
+        <w:br/>
+        <w:t xml:space="preserve">  While I was in Auburn, I attended a few of Jolley's logic classes. All students at Auburn are required to take at least one entry-level philosophy course like logic. Traditionally, these ''core'' classes are designed to ease students into a particular subject. This is not Jolley's approach. As he argues, core curriculums should aspire to do more than merely give students a taste of something. ''Look, if the core is really going to matter for a student's education, they need genuine exposure to that discipline,'' he told me a few minutes before class. ''You're not giving them 'the core' if what you're giving them is some sugarcoated simulacrum of philosophy that you've decided they can swallow.''</w:t>
+        <w:br/>
+        <w:t xml:space="preserve">  Jolley's classes are famously demanding. Instead of assigning relatively accessible books on philosophers, he loads up his syllabuses with primary texts and asks his students to record in a notebook their thoughts on what they're reading. ''For the student merely interested in getting a degree, Kelly has nothing to offer,'' says a colleague, Michael Watkins. ''But for those who are interested in more, Kelly provides an example of what it means to be educated, to take one's education seriously.''</w:t>
+        <w:br/>
+        <w:t xml:space="preserve">  Logic met at 9:45 a.m. in the Haley Center, a dreary-looking, 10-story building that would have been right at home in Communist East Berlin. Jolley had assigned a short essay by Lewis Carroll, ''What the Tortoise Said to Achilles,'' an imagined dialogue in which the Tortoise flummoxes Achilles by repeatedly refusing to accept what at first appears to be an easily justified deductive argument. Looking a lot like a forest ranger in his army green shirt, khaki pants and heavy brown boots, Jolley recapped the essay and ran through several opposing interpretations of it. At every turn, he was greeted with an uncomfortable silence.</w:t>
+        <w:br/>
+        <w:t xml:space="preserve">  ''Not a very talkative group,'' Jolley observed after the procession of flip-flops, orange Auburn T-shirts and backward baseball caps filed out of the room. ''I can usually tell if students are getting it from the looks on their faces, but some of these kids were positively Sphinx-like.''</w:t>
+        <w:br/>
+        <w:t xml:space="preserve">  For all of the success Jolley has had creating a thriving philosophy program at Auburn, the core classes still represent the bulk of the teaching load and the biggest challenge to the department's professors. ''There's a battle at the core level here to convince students that there's even a possibility that philosophy might have something interesting to offer them,'' one Auburn philosophy professor, Guy Rohrbaugh, told me.</w:t>
+        <w:br/>
+        <w:t xml:space="preserve">  It seems fair to wonder whether Jolley's approach is the best way to win that battle. It's been years since he has taught, say, a student on a football scholarship, and the size of his classes tends to shrink substantially after the first meeting. Jolley's goal, as he describes it, is to produce students who are ''capable of genuine creative philosophical thought.'' That's a high bar to set for students in an entry-level logic class.</w:t>
+        <w:br/>
+        <w:t xml:space="preserve">  After class, Jolley and I walked across Auburn's mostly deserted campus and into town for lunch. It was oppressively hot and humid; Jolley wore a fraying straw boater to keep the sun off his face. Over pizza and iced tea, I asked him if he ever wondered whether his style of teaching might be inappropriate for a large state school like Auburn -- if the cost of his approach is that he's teaching to the few rather than the many. ''My view is that you really fall into a trap when you start allowing what you believe about your students to dictate how you teach your discipline,'' he answered. ''Too often these days we end up setting up our courses in light of what we believe about our students and we end up not teaching them. At best, we end up housebreaking them.''</w:t>
+        <w:br/>
+        <w:t xml:space="preserve">  In a sense, what Jolley is engaged in at Auburn is nothing less than a defense of the liberal-arts education. As he points out, the opening stanza of Auburn University's creed -- ''I believe that this is a practical world and that I can count only on what I earn'' -- conveys a certain kind of hostility to the world of ideas in which philosophy and for that matter the rest of the humanities plainly reside. ''The creed is a fine document in many ways,'' he told me, ''but it reinforces a certain picture of what you're here for, and it can be very hard to break the grip of that with students.''</w:t>
+        <w:br/>
+        <w:t xml:space="preserve">  In Jolley's ideal world, every student would catch the philosophy flame, but he knows this will never happen. He says that philosophy requires a certain rare and innate ability -- the ability to step outside yourself and observe your own mind in the act of thinking. In this respect, Jolley recognizes that his detractors have a point when they criticize his approach to teaching. ''It's aristocratic in the sense that any selection based on talent is aristocratic,'' he told me. ''I know it offends everyone's sense of democracy, this idea that everyone's equal, but we all know that's just not true.''</w:t>
+        <w:br/>
+        <w:t xml:space="preserve">  Perhaps the dispute between Jolley and his critics boils down to how you define great teachers. You typically think about them as being devoted, above all, to their students. Jolley says his first priority is to philosophy itself. ''I care about the discipline of philosophy more than the academic fate of any individual student -- and I think I should,'' he said. ''Otherwise I'm just a baby sitter who occasionally breaks into syllogism.'' </w:t>
         <w:br/>
         <w:br/>
         <w:t>http://www.nytimes.com</w:t>
+        <w:br/>
+        <w:br/>
+        <w:t>Graphic</w:t>
+        <w:br/>
+        <w:br/>
+        <w:t xml:space="preserve"> </w:t>
+        <w:br/>
+        <w:t>PHOTOS (PHOTOGRAPH BY JESSICA NELSON MINNEAPOLIS COLLEGE OF ART AND DESIGN) (MM54)  DRAWINGS (LETTERING BY SIMON CORRY UNIVERSITY COLLEGE FALMOUTH, ENGLAND) (MM55)</w:t>
       </w:r>
     </w:p>
     <w:sectPr>

--- a/example_articles/states/Alabama/3.states_Alabama_New_York_Times.docx
+++ b/example_articles/states/Alabama/3.states_Alabama_New_York_Times.docx
@@ -7,7 +7,7 @@
         <w:pStyle w:val="Heading1"/>
       </w:pPr>
       <w:r>
-        <w:t>The Thinker</w:t>
+        <w:t>Eats of Eden; The Shortlist</w:t>
       </w:r>
     </w:p>
     <w:p>
@@ -17,17 +17,17 @@
     </w:p>
     <w:p>
       <w:r>
-        <w:t>Date: 2008-09-21</w:t>
+        <w:t>Date: 2018-08-14</w:t>
       </w:r>
     </w:p>
     <w:p>
       <w:r>
-        <w:t>Section: Section MM; Column 0; Magazine Desk; Pg. 54; THE COLLEGE ISSUE</w:t>
+        <w:t>Section: BOOKS; review</w:t>
       </w:r>
     </w:p>
     <w:p>
       <w:r>
-        <w:t>Source file: NYT/42.DOCX</w:t>
+        <w:t>Source file: NYT/22.DOCX</w:t>
       </w:r>
     </w:p>
     <w:p>
@@ -49,80 +49,45 @@
     </w:p>
     <w:p>
       <w:r>
-        <w:t>With its roots in agricultural education and its remote location in rural Alabama, Auburn University has long been an easy target for ridicule from its archrival, the University of Alabama, whose students refer to Auburn as ''the barn'' -- or as Alabama's legendary head football coach, Bear Bryant, once put it, to the enduring delight of his fans, ''that cow college on the other side of the state.''</w:t>
+        <w:t>THE BEST COOK IN THE WORLD Tales From My Momma's Table By Rick Bragg Illustrated. 488 pp. Knopf. $28.95.</w:t>
         <w:br/>
-        <w:t xml:space="preserve">  Auburn is a land-grant university: it became one in 1872 under a federal program geared toward helping the working class obtain practical college educations. That mission continues largely to this day. A public university with an annual tuition of less than $6,000 for Alabama residents, it accepts roughly 70 percent of those who apply. Among its 20,000 undergraduates, business and engineering are the most popular majors. When students choose liberal-arts majors, they tend to be the more practical ones -- communications, criminology, psychology, prelaw.</w:t>
+        <w:t>You approach a book with the subtitle "Tales From My Momma's Table" with trepidation, expecting treacly bits of maternal wisdom stirred into a creamy bowl of heartwarming anecdotes. Happily, Bragg doesn't truck in treacle. Instead, he delivers rollicking stories from rural Alabama about a possibly murderous great-grandfather who knows how to conjure dessert from a bit of flour and a tin of condensed milk, a grandmother who takes unseemly pleasure in choosing which chicken's neck to wring and a cousin who cusses like a stevedore as she pats out a meatloaf. Bragg writes stories about family, in other words, and he does it better than almost anybody else. His just happens to be a family of excellent cooks who do much of their relating through the food they grow, hunt, prepare and occasionally steal.</w:t>
         <w:br/>
-        <w:t xml:space="preserve">  So it came as something of a surprise when, in the late '90s, Auburn's college of liberal arts undertook an internal ranking of its dozen academic departments and philosophy came out on top. The administration figured that there must have been a problem with the criteria it used, and a new formula was drawn up. Once again, philosophy came in first. This time, the administration decided to give up on the rankings altogether. ''As I often put it to the dean, you've got a philosophy department that you have no right to have,'' Kelly Jolley, the chairman of the department, told me recently. ''It's just way, way out of step with what you would expect to find at a place like Auburn.''</w:t>
+        <w:t>All that talent and all those stories are passed on to Bragg's mother, she of the book's superlative title, who at one point takes a job hand-pressing burgers at a blue-collar cafe because it's "the opposite of a dead-end job. This was the beginning of a hundred, of two hundred chances to make people glad to be alive."</w:t>
         <w:br/>
-        <w:t xml:space="preserve">  Jolley is almost single-handedly responsible for this state of affairs. When he first arrived at Auburn as a young professor 17 years ago, there were just a handful of philosophy majors, and there wasn't much interest inside the department or the administration in adding more. Today, however, there are about 50 philosophy majors at Auburn. If recent history is any guide, a handful of them will even pursue Ph.D.'s in philosophy at highly competitive graduate schools and go on to become professional philosophers. ''I don't know of a comparable department at a comparable school,'' James Conant, a philosophy professor at the University of Chicago, where two of Jolley's former students are now studying, told me. </w:t>
+        <w:t>Nowhere does Bragg acknowledge that much of what his white, working-class kin ate originated with Africans and Native Americans whose lives were even harder than their own. But some of the most moving chapters — which also manage, miraculously, to be laugh-out-loud funny — focus on the grinding years of the Depression, when the family genius for resourcefulness was taxed to breaking. Even then, their devotion to good taste never entirely disappeared; an heirloom recipe for squirrel brains — which "taste like you have licked the inside of an old, smutty beer can" — calls for mixing in scrambled eggs to disguise the metallic taste.</w:t>
         <w:br/>
-        <w:t xml:space="preserve">  This summer I spent several days with Jolley, attending his classes and talking, often for hours at a time, about philosophy and his approach to teaching. At 42, he is a bear of a man with a prematurely white beard and blue eyes. He walks with an unsteady gait, the product of a pair of bad knees from his days as a high-school football lineman. You might imagine philosophers as inaccessible and withdrawn, endlessly absorbed in esoteric thoughts. Jolley couldn't be further from this stereotype. He's cheerful and engaged, an enthusiast about everything from college football, which he follows rabidly, even by Southern standards, to pit bulls (he owns two, Ahab and Sadie).</w:t>
+        <w:t>With that possible exception, the recipes Bragg includes are welcome: So enticing are his descriptions of his mother's cornbread that it's all you can do not to put down the book and throw a skillet on the stove. But rather than a cookbook, this is a glorious collection of tales about how one particular family makes sense of who they are. "On our table it seems there was a story in every plate," he writes, "and a plate in every story."</w:t>
         <w:br/>
-        <w:t xml:space="preserve">  This is not to say that Jolley isn't, above all, a philosopher. It's just that he sees philosophy less as a profession than as a way of looking at, of being in, the world. ''I am convinced that philosophy is not just about theory,'' he told me. ''It's about a life well lived and thoughts truly thought.''</w:t>
+        <w:t>BUTTERMILK GRAFFITI A Chef's Journey to Discover America's New Melting-Pot Cuisine By Edward Lee 311 pp. Artisan. $27.50</w:t>
         <w:br/>
-        <w:t xml:space="preserve">  In May, when I visited Jolley, the Auburn campus had just cleared out for the summer, but he was teaching a summer class, Introduction to Logic. He was also running two unofficial, noncredited study groups, one on an early Greek theologian named Gregory of Nyssa and another on the 20th-century philosopher Bertrand Russell, which met in the philosophy department's cramped, poorly air-conditioned lounge, known as the Lyceum, after Aristotle's original school of philosophy in Athens.</w:t>
+        <w:t>"We're not a soup, we're a stew," a woman says at a Swedish-American pancake breakfast in Seattle, and you know Lee would like to kiss her for her Nordic precision. She's describing her fellow Scandinavian descendants, but the words summarize Lee's vision of America as a whole.</w:t>
         <w:br/>
-        <w:t xml:space="preserve">  Jolley has been running discussion groups like these since he first came to Auburn. They are emblematic of his approach to teaching, which, if it's working properly, quickly migrates out of the classroom and into more informal settings, whether it's the Lyceum, a coffee shop or the rambling grounds of a Civil War-era mansion where he likes to go for walks with students. </w:t>
+        <w:t>The child of Korean immigrants, Lee is fascinated by ways in which the ingredients and techniques of the world's cuisines recombine on American shores, carried here by migrants who may try to cling to their traditions, but invariably see them transformed in the mash-up culture of their new home. Here he sets out across the country to find some of their more striking stories.</w:t>
         <w:br/>
-        <w:t xml:space="preserve">  Being a philosopher requires you to engage in the practice of relentless inquiry about everything, so it's not surprising that Jolley has spent untold hours puzzling over how to best teach the discipline itself. What he has decided is that philosophy can't be taught -- or learned -- like other academic subjects. To begin with, it takes longer. ''Plato said that you become a philosopher by spending 'much time' in sympathy with other philosophers,'' he told me. ''Much time. I take that very seriously.'' We were sitting in his office, which was dark with academic books and journals; a large paperweight reading ''Think'' sat amid the clutter on his desk. ''Plato,'' he went on, ''talked about it as a process of 'sparking forth,' that as you spend more time with other philosophers, you eventually catch the flame. That's how I think about teaching philosophy.''</w:t>
+        <w:t>Lee's travels take him to Lowell, Mass., where he meets Sam, who fled Cambodia in the 1970s and later reinvented himself as a chef. Sam's menu skews to the spring rolls and noodles that Americans favor, but Lee susses out a profoundly unadapted mudfish sauce that, although it makes him gag, earns the cook's trust. In Houston, home to the country's largest Nigerian population, he learns to make a beef curry whose key ingredient — besides Knorr bouillon cubes — is cow skin. And in Dearborn, Mich., where he lands during Ramadan, Lee's fasting earns him entree into culinary secrets he would otherwise be denied.</w:t>
         <w:br/>
-        <w:t xml:space="preserve">  Jolley says he thinks of his relationships with his students less as teacher-student than as master-apprentice. His goal, as he sees it, isn't to teach students about philosophy; it is to show them what it means to think philosophically, to actually be a philosopher. When the approach works, the effect can be significant. Several years ago, a student named Zack Loveless wandered into one of Jolley's classes and very nearly dropped it after the first day. ''I was expecting a survey course, and in walks this big scary guy, using words I'd never heard before, talking about Hume as background for Kant, telling us how hard the class was going to be,'' Loveless told me. </w:t>
+        <w:t>In an age in which white chefs have been chided for cooking Asian, Latin or African food, Lee's catholic approach is refreshing. He doesn't really believe in cultural appropriation, this Korean-American Southerner who brines his restaurant's fried chicken in an adobo broth, and likes his instant ramen with Saltines and mayo. Lee doesn't always succeed in integrating all the parts of his tale, especially the autobiographical vignettes. But when it comes to America's culinary landscape, he is a master of showing how that melting pot of recipes gets turned into stew. When a cook newly arrived from Morocco insists that fermented butter can be seasoned only with thyme, Lee understands her rigidity — it's tradition, after all — but feels none of it himself. "Maybe," he writes, "part of being American is releasing the anchor we have to our heritage."</w:t>
         <w:br/>
-        <w:t xml:space="preserve">  Loveless, who grew up in a working-class home in a small town in Alabama, stuck with the course and soon switched his major from psychology to philosophy. He took at least one class with Jolley for each of his remaining semesters at Auburn and did several independent projects with him and is now getting a Ph.D. in philosophy at the University of Chicago. He describes Jolley as more of a collaborator than a professor; rather than answer his questions, Loveless said, Jolley tried to work through philosophical problems with him.</w:t>
+        <w:t>MY AMERICAN DREAM A Life of Love, Family, and Food By Lidia Matticchio Bastianich Illustrated. 334 pp. Knopf. $28.95.</w:t>
         <w:br/>
-        <w:t xml:space="preserve">  Jolley is always on the lookout for students with a philosophical bent, and has urged his colleagues to recruit aggressively as well. While I was at Auburn, he introduced me to one of the department's current top prospects for graduate school, a rising senior named Benjamin Pierce. Jolley told me that Pierce's gift for reasoning was first identified a couple of years ago in an entry-level logic class. ''If A is greater than B, and B is greater than C, then A is greater than C,'' the professor said, introducing the so-called transitive relation.</w:t>
+        <w:t>Bastianich is one of our great culinary matriarchs, so it comes a tonic, in these days of Muslim bans and DACA threats, to learn that she arrived in this country as a refugee. In this autobiography, plainly told but gently gripping, she recounts how she went from asylum seeker to the embodiment of America's most enduring myth about itself.</w:t>
         <w:br/>
-        <w:t xml:space="preserve">  ''Not in rock, paper, scissors,'' Pierce volunteered.</w:t>
+        <w:t>As a child, Bastianich and her family fled Istria, which was ethnically Italian but annexed to communist Yugoslavia in the aftermath of World War II. They spent more than two years in an Italian refugee camp before finally making their way to the United States, a country almost unrecognizable in its generosity. A little luck and a lot of hard work later, Bastianich and her husband had launched a restaurant empire, raised children who would join and advance the family business and played a significant role in America's food revolution.</w:t>
         <w:br/>
-        <w:t xml:space="preserve">  Pierce is now majoring in philosophy. ''We have high hopes for him,'' Jolley told me with the pride of a football coach talking up a strong tackler with great open-field speed. ''I would bet that he ends up in a Top 10 graduate program.''</w:t>
+        <w:t>If the general contours of Bastianich's story are familiar, the specifics add savor. Her sentimental education in gastronomy takes some unlikely turns: As a young child, she learns to eat and cook — locally, seasonally and utterly predictably — at her Italian grandmother's and aunt's sides, but abandons all that in her new country, where she prefers the Spam and Wonder Bread that seem like fast tracks to the new identity she craves.</w:t>
         <w:br/>
-        <w:t xml:space="preserve">  Jolley grew up in Gallipolis, Ohio, a small town in the Appalachian Mountains. He first felt the tug of the philosophical life during his freshman year in high school, when a teacher gave him a copy of Plato's dialogues. An intellectually unfocused but precocious student, Jolley instantly took to the challenge of wrestling with such a difficult text. ''Until then, I'd been clever enough to do whatever I wanted to do, to read with one eye,'' he told me. ''Then all of a sudden I ran into philosophy, and it was like running into a brick wall.''</w:t>
+        <w:t>When she and her husband, Felice, open their first restaurant in Queens, the menu is comprised largely of the red-sauce dishes and oozing slabs of cheese that most people then took to be Italian. But gradually dishes of her native Istria sneak onto the menu, and by the time they open Felidia on Manhattan's Upper East Side in 1981, Bastianich — now a chef but not yet a cookbook and television star — is able to use their acclaimed new restaurant to introduce the notion of regional Italian cuisine to America.</w:t>
         <w:br/>
-        <w:t xml:space="preserve">  But it was the substance of Plato's meditations -- the radical nature of the philosopher's quest for self-knowledge -- that really grabbed hold of Jolley. This was partly a function of his religious upbringing. His parents attended a Church of Christ three times a week. Listening to all those sermons about heaven and hell turned Jolley inward, made him wonder about what kind of person he was. But the church, he felt, hadn't given him the tools he needed to grapple with that question. Philosophy did. ''I've never been able to shake the feeling that the old Delphic instruction, know thyself, applied to me,'' he said.</w:t>
+        <w:t xml:space="preserve">Lisa Abend is a freelance journalist and the author of "The Sorceror's Apprentices: A Season in the Kitchen at Ferran Adrià's elBulli." </w:t>
         <w:br/>
-        <w:t xml:space="preserve">  At the end of Jolley's junior year in high school, the College of Wooster offered him a four-year academic scholarship. He skipped his senior year and went straight to college, declaring his intention to major in philosophy on the first day of class. Jolley went on to get his Ph.D. at the University of Rochester and was still finishing his dissertation on Plotinus, the founder of neo-Platonism, when he and his wife packed up their apartment and drove to Auburn in the summer of 1991 with their 15-month-old son.</w:t>
+        <w:t>PHOTO:  (PHOTOGRAPH BY John Gall FOR THE NEW YORK TIMES)</w:t>
         <w:br/>
-        <w:t xml:space="preserve">  Jolley's early efforts to change the culture of the philosophy department at Auburn met with quite a bit of resistance from the university's administration. Among other things, they rejected his requests for money for more upper-level philosophy classes. Determined to build up Auburn's philosophy major, Jolley simply taught the courses himself, free of charge.</w:t>
+        <w:t>Related Articles</w:t>
         <w:br/>
-        <w:t xml:space="preserve">  Many of Jolley's colleagues were similarly skeptical of what he was trying to do. Several of them urged him to ''tone it down,'' he recalls, when they noticed the intimidating syllabus for his first class, the history of ancient philosophy, taped to the door of his office. They advised Jolley against wasting his time trying to start a philosophy club at Auburn -- the club now has about 30 members -- and called his approach to teaching ''aristocratic.'' In particular, they objected to the fact that he was grading students not on how well they learned philosophical terminology and definitions but on their ability to think philosophically.</w:t>
+        <w:t>Edward Lee Takes His Show to Washington</w:t>
         <w:br/>
-        <w:t xml:space="preserve">  Jolley gradually built allies within the department while at the same time looking to bring in like-minded professors. He didn't expect Auburn to be able to land top candidates, but he was convinced that a lot of talented young philosophers were slipping through the cracks, often because they had the misfortune of specializing in an especially popular area, or because they had been stigmatized for taking too long to finish their degrees. (Jolley's latest hire, Arata Hamawaki, spent 18 years finishing his Ph.D. at Harvard.) Auburn's philosophy department is now dominated by graduates of some of the nation's top philosophy programs.</w:t>
-        <w:br/>
-        <w:t xml:space="preserve">  By any measure, Jolley has accomplished a great deal. But in the service of what, exactly? During my stay at Auburn -- and in our e-mail exchanges afterward -- Jolley and I returned again and again to that very question. Why does philosophy matter?</w:t>
-        <w:br/>
-        <w:t xml:space="preserve">  Jolley could never seem to come up with a clear, settled explanation, and since clarity is a philosophical virtue, on one level this obviously bothered him. Yet his failure to give a simple answer was, in a way, the best answer he could have given. Philosophy is so much a part of how Jolley thinks, talks and writes that his attempts at an answer were themselves invariably philosophical, which is to say, aimed as much at exploring the assumptions behind the question as at answering it. ''One reason it can seem so hard to see how philosophy relates to life is that we have often already decided that philosophy is thinking, not living,'' he once wrote me. Explaining why philosophy matters, in other words, requires doing philosophy -- the very thing the questioner wants explained.</w:t>
-        <w:br/>
-        <w:t xml:space="preserve">  While I was in Auburn, I attended a few of Jolley's logic classes. All students at Auburn are required to take at least one entry-level philosophy course like logic. Traditionally, these ''core'' classes are designed to ease students into a particular subject. This is not Jolley's approach. As he argues, core curriculums should aspire to do more than merely give students a taste of something. ''Look, if the core is really going to matter for a student's education, they need genuine exposure to that discipline,'' he told me a few minutes before class. ''You're not giving them 'the core' if what you're giving them is some sugarcoated simulacrum of philosophy that you've decided they can swallow.''</w:t>
-        <w:br/>
-        <w:t xml:space="preserve">  Jolley's classes are famously demanding. Instead of assigning relatively accessible books on philosophers, he loads up his syllabuses with primary texts and asks his students to record in a notebook their thoughts on what they're reading. ''For the student merely interested in getting a degree, Kelly has nothing to offer,'' says a colleague, Michael Watkins. ''But for those who are interested in more, Kelly provides an example of what it means to be educated, to take one's education seriously.''</w:t>
-        <w:br/>
-        <w:t xml:space="preserve">  Logic met at 9:45 a.m. in the Haley Center, a dreary-looking, 10-story building that would have been right at home in Communist East Berlin. Jolley had assigned a short essay by Lewis Carroll, ''What the Tortoise Said to Achilles,'' an imagined dialogue in which the Tortoise flummoxes Achilles by repeatedly refusing to accept what at first appears to be an easily justified deductive argument. Looking a lot like a forest ranger in his army green shirt, khaki pants and heavy brown boots, Jolley recapped the essay and ran through several opposing interpretations of it. At every turn, he was greeted with an uncomfortable silence.</w:t>
-        <w:br/>
-        <w:t xml:space="preserve">  ''Not a very talkative group,'' Jolley observed after the procession of flip-flops, orange Auburn T-shirts and backward baseball caps filed out of the room. ''I can usually tell if students are getting it from the looks on their faces, but some of these kids were positively Sphinx-like.''</w:t>
-        <w:br/>
-        <w:t xml:space="preserve">  For all of the success Jolley has had creating a thriving philosophy program at Auburn, the core classes still represent the bulk of the teaching load and the biggest challenge to the department's professors. ''There's a battle at the core level here to convince students that there's even a possibility that philosophy might have something interesting to offer them,'' one Auburn philosophy professor, Guy Rohrbaugh, told me.</w:t>
-        <w:br/>
-        <w:t xml:space="preserve">  It seems fair to wonder whether Jolley's approach is the best way to win that battle. It's been years since he has taught, say, a student on a football scholarship, and the size of his classes tends to shrink substantially after the first meeting. Jolley's goal, as he describes it, is to produce students who are ''capable of genuine creative philosophical thought.'' That's a high bar to set for students in an entry-level logic class.</w:t>
-        <w:br/>
-        <w:t xml:space="preserve">  After class, Jolley and I walked across Auburn's mostly deserted campus and into town for lunch. It was oppressively hot and humid; Jolley wore a fraying straw boater to keep the sun off his face. Over pizza and iced tea, I asked him if he ever wondered whether his style of teaching might be inappropriate for a large state school like Auburn -- if the cost of his approach is that he's teaching to the few rather than the many. ''My view is that you really fall into a trap when you start allowing what you believe about your students to dictate how you teach your discipline,'' he answered. ''Too often these days we end up setting up our courses in light of what we believe about our students and we end up not teaching them. At best, we end up housebreaking them.''</w:t>
-        <w:br/>
-        <w:t xml:space="preserve">  In a sense, what Jolley is engaged in at Auburn is nothing less than a defense of the liberal-arts education. As he points out, the opening stanza of Auburn University's creed -- ''I believe that this is a practical world and that I can count only on what I earn'' -- conveys a certain kind of hostility to the world of ideas in which philosophy and for that matter the rest of the humanities plainly reside. ''The creed is a fine document in many ways,'' he told me, ''but it reinforces a certain picture of what you're here for, and it can be very hard to break the grip of that with students.''</w:t>
-        <w:br/>
-        <w:t xml:space="preserve">  In Jolley's ideal world, every student would catch the philosophy flame, but he knows this will never happen. He says that philosophy requires a certain rare and innate ability -- the ability to step outside yourself and observe your own mind in the act of thinking. In this respect, Jolley recognizes that his detractors have a point when they criticize his approach to teaching. ''It's aristocratic in the sense that any selection based on talent is aristocratic,'' he told me. ''I know it offends everyone's sense of democracy, this idea that everyone's equal, but we all know that's just not true.''</w:t>
-        <w:br/>
-        <w:t xml:space="preserve">  Perhaps the dispute between Jolley and his critics boils down to how you define great teachers. You typically think about them as being devoted, above all, to their students. Jolley says his first priority is to philosophy itself. ''I care about the discipline of philosophy more than the academic fate of any individual student -- and I think I should,'' he said. ''Otherwise I'm just a baby sitter who occasionally breaks into syllogism.'' </w:t>
-        <w:br/>
-        <w:br/>
-        <w:t>http://www.nytimes.com</w:t>
-        <w:br/>
-        <w:br/>
-        <w:t>Graphic</w:t>
-        <w:br/>
-        <w:br/>
-        <w:t xml:space="preserve"> </w:t>
-        <w:br/>
-        <w:t>PHOTOS (PHOTOGRAPH BY JESSICA NELSON MINNEAPOLIS COLLEGE OF ART AND DESIGN) (MM54)  DRAWINGS (LETTERING BY SIMON CORRY UNIVERSITY COLLEGE FALMOUTH, ENGLAND) (MM55)</w:t>
+        <w:t>A Meditation on Biscuits, Tomatoes and Red-Eye Gravy</w:t>
       </w:r>
     </w:p>
     <w:sectPr>
